--- a/kurs_backend/documents/Согласие на обработку персональных данных.docx
+++ b/kurs_backend/documents/Согласие на обработку персональных данных.docx
@@ -369,6 +369,262 @@
           <w:szCs w:val="24"/>
           <w:lang w:val="ru-RU"/>
         </w:rPr>
+        <w:t>–</w:t>
+      </w:r>
+      <w:r>
+        <w:rPr>
+          <w:rFonts w:ascii="Times New Roman" w:hAnsi="Times New Roman" w:cs="Times New Roman"/>
+          <w:color w:val="000000" w:themeColor="text1"/>
+          <w:sz w:val="24"/>
+          <w:szCs w:val="24"/>
+          <w:lang w:val="ru-RU"/>
+        </w:rPr>
+        <w:t xml:space="preserve"> номер телефона</w:t>
+      </w:r>
+      <w:r>
+        <w:rPr>
+          <w:rFonts w:ascii="Times New Roman" w:hAnsi="Times New Roman" w:cs="Times New Roman"/>
+          <w:color w:val="000000" w:themeColor="text1"/>
+          <w:sz w:val="24"/>
+          <w:szCs w:val="24"/>
+          <w:lang w:val="ru-RU"/>
+        </w:rPr>
+        <w:t>;</w:t>
+      </w:r>
+    </w:p>
+    <w:p>
+      <w:pPr>
+        <w:spacing w:line="240" w:lineRule="auto"/>
+        <w:rPr>
+          <w:rFonts w:ascii="Times New Roman" w:hAnsi="Times New Roman" w:cs="Times New Roman"/>
+          <w:color w:val="000000" w:themeColor="text1"/>
+          <w:sz w:val="24"/>
+          <w:szCs w:val="24"/>
+          <w:lang w:val="ru-RU"/>
+        </w:rPr>
+      </w:pPr>
+      <w:r>
+        <w:rPr>
+          <w:rFonts w:ascii="Times New Roman" w:hAnsi="Times New Roman" w:cs="Times New Roman"/>
+          <w:color w:val="000000" w:themeColor="text1"/>
+          <w:sz w:val="24"/>
+          <w:szCs w:val="24"/>
+          <w:lang w:val="ru-RU"/>
+        </w:rPr>
+        <w:t>–</w:t>
+      </w:r>
+      <w:r>
+        <w:rPr>
+          <w:rFonts w:ascii="Times New Roman" w:hAnsi="Times New Roman" w:cs="Times New Roman"/>
+          <w:color w:val="000000" w:themeColor="text1"/>
+          <w:sz w:val="24"/>
+          <w:szCs w:val="24"/>
+          <w:lang w:val="ru-RU"/>
+        </w:rPr>
+        <w:t xml:space="preserve"> дату рождения</w:t>
+      </w:r>
+      <w:r>
+        <w:rPr>
+          <w:rFonts w:ascii="Times New Roman" w:hAnsi="Times New Roman" w:cs="Times New Roman"/>
+          <w:color w:val="000000" w:themeColor="text1"/>
+          <w:sz w:val="24"/>
+          <w:szCs w:val="24"/>
+          <w:lang w:val="ru-RU"/>
+        </w:rPr>
+        <w:t>;</w:t>
+      </w:r>
+    </w:p>
+    <w:p>
+      <w:pPr>
+        <w:spacing w:line="240" w:lineRule="auto"/>
+        <w:rPr>
+          <w:rFonts w:ascii="Times New Roman" w:hAnsi="Times New Roman" w:cs="Times New Roman"/>
+          <w:color w:val="000000" w:themeColor="text1"/>
+          <w:sz w:val="24"/>
+          <w:szCs w:val="24"/>
+          <w:lang w:val="ru-RU"/>
+        </w:rPr>
+      </w:pPr>
+      <w:r>
+        <w:rPr>
+          <w:rFonts w:ascii="Times New Roman" w:hAnsi="Times New Roman" w:cs="Times New Roman"/>
+          <w:color w:val="000000" w:themeColor="text1"/>
+          <w:sz w:val="24"/>
+          <w:szCs w:val="24"/>
+          <w:lang w:val="ru-RU"/>
+        </w:rPr>
+        <w:t>–</w:t>
+      </w:r>
+      <w:r>
+        <w:rPr>
+          <w:rFonts w:ascii="Times New Roman" w:hAnsi="Times New Roman" w:cs="Times New Roman"/>
+          <w:color w:val="000000" w:themeColor="text1"/>
+          <w:sz w:val="24"/>
+          <w:szCs w:val="24"/>
+          <w:lang w:val="ru-RU"/>
+        </w:rPr>
+        <w:t xml:space="preserve"> пол</w:t>
+      </w:r>
+      <w:r>
+        <w:rPr>
+          <w:rFonts w:ascii="Times New Roman" w:hAnsi="Times New Roman" w:cs="Times New Roman"/>
+          <w:color w:val="000000" w:themeColor="text1"/>
+          <w:sz w:val="24"/>
+          <w:szCs w:val="24"/>
+          <w:lang w:val="ru-RU"/>
+        </w:rPr>
+        <w:t>;</w:t>
+      </w:r>
+    </w:p>
+    <w:p>
+      <w:pPr>
+        <w:spacing w:line="240" w:lineRule="auto"/>
+        <w:rPr>
+          <w:rFonts w:ascii="Times New Roman" w:hAnsi="Times New Roman" w:cs="Times New Roman"/>
+          <w:color w:val="000000" w:themeColor="text1"/>
+          <w:sz w:val="24"/>
+          <w:szCs w:val="24"/>
+          <w:lang w:val="ru-RU"/>
+        </w:rPr>
+      </w:pPr>
+      <w:r>
+        <w:rPr>
+          <w:rFonts w:ascii="Times New Roman" w:hAnsi="Times New Roman" w:cs="Times New Roman"/>
+          <w:color w:val="000000" w:themeColor="text1"/>
+          <w:sz w:val="24"/>
+          <w:szCs w:val="24"/>
+          <w:lang w:val="ru-RU"/>
+        </w:rPr>
+        <w:t>–</w:t>
+      </w:r>
+      <w:r>
+        <w:rPr>
+          <w:rFonts w:ascii="Times New Roman" w:hAnsi="Times New Roman" w:cs="Times New Roman"/>
+          <w:color w:val="000000" w:themeColor="text1"/>
+          <w:sz w:val="24"/>
+          <w:szCs w:val="24"/>
+          <w:lang w:val="ru-RU"/>
+        </w:rPr>
+        <w:t xml:space="preserve"> имя и фамилия</w:t>
+      </w:r>
+      <w:bookmarkStart w:id="0" w:name="_Hlk232347193"/>
+      <w:r>
+        <w:rPr>
+          <w:rFonts w:ascii="Times New Roman" w:hAnsi="Times New Roman" w:cs="Times New Roman"/>
+          <w:color w:val="000000" w:themeColor="text1"/>
+          <w:sz w:val="24"/>
+          <w:szCs w:val="24"/>
+          <w:lang w:val="ru-RU"/>
+        </w:rPr>
+        <w:t>;</w:t>
+      </w:r>
+      <w:bookmarkEnd w:id="0"/>
+    </w:p>
+    <w:p>
+      <w:pPr>
+        <w:spacing w:line="240" w:lineRule="auto"/>
+        <w:rPr>
+          <w:rFonts w:ascii="Times New Roman" w:hAnsi="Times New Roman" w:cs="Times New Roman"/>
+          <w:color w:val="000000" w:themeColor="text1"/>
+          <w:sz w:val="24"/>
+          <w:szCs w:val="24"/>
+          <w:lang w:val="ru-RU"/>
+        </w:rPr>
+      </w:pPr>
+      <w:r>
+        <w:rPr>
+          <w:rFonts w:ascii="Times New Roman" w:hAnsi="Times New Roman" w:cs="Times New Roman"/>
+          <w:color w:val="000000" w:themeColor="text1"/>
+          <w:sz w:val="24"/>
+          <w:szCs w:val="24"/>
+          <w:lang w:val="ru-RU"/>
+        </w:rPr>
+        <w:t>–</w:t>
+      </w:r>
+      <w:r>
+        <w:rPr>
+          <w:rFonts w:ascii="Times New Roman" w:hAnsi="Times New Roman" w:cs="Times New Roman"/>
+          <w:color w:val="000000" w:themeColor="text1"/>
+          <w:sz w:val="24"/>
+          <w:szCs w:val="24"/>
+          <w:lang w:val="ru-RU"/>
+        </w:rPr>
+        <w:t xml:space="preserve"> логин в Яндекс</w:t>
+      </w:r>
+      <w:r>
+        <w:rPr>
+          <w:rFonts w:ascii="Times New Roman" w:hAnsi="Times New Roman" w:cs="Times New Roman"/>
+          <w:color w:val="000000" w:themeColor="text1"/>
+          <w:sz w:val="24"/>
+          <w:szCs w:val="24"/>
+          <w:lang w:val="ru-RU"/>
+        </w:rPr>
+        <w:t>;</w:t>
+      </w:r>
+    </w:p>
+    <w:p>
+      <w:pPr>
+        <w:spacing w:line="240" w:lineRule="auto"/>
+        <w:rPr>
+          <w:rFonts w:ascii="Times New Roman" w:hAnsi="Times New Roman" w:cs="Times New Roman"/>
+          <w:color w:val="000000" w:themeColor="text1"/>
+          <w:sz w:val="24"/>
+          <w:szCs w:val="24"/>
+          <w:lang w:val="ru-RU"/>
+        </w:rPr>
+      </w:pPr>
+      <w:r>
+        <w:rPr>
+          <w:rFonts w:ascii="Times New Roman" w:hAnsi="Times New Roman" w:cs="Times New Roman"/>
+          <w:color w:val="000000" w:themeColor="text1"/>
+          <w:sz w:val="24"/>
+          <w:szCs w:val="24"/>
+          <w:lang w:val="ru-RU"/>
+        </w:rPr>
+        <w:t>–</w:t>
+      </w:r>
+      <w:r>
+        <w:rPr>
+          <w:rFonts w:ascii="Times New Roman" w:hAnsi="Times New Roman" w:cs="Times New Roman"/>
+          <w:color w:val="000000" w:themeColor="text1"/>
+          <w:sz w:val="24"/>
+          <w:szCs w:val="24"/>
+          <w:lang w:val="ru-RU"/>
+        </w:rPr>
+        <w:t xml:space="preserve"> портрет пользователя в Яндекс</w:t>
+      </w:r>
+      <w:r>
+        <w:rPr>
+          <w:rFonts w:ascii="Times New Roman" w:hAnsi="Times New Roman" w:cs="Times New Roman"/>
+          <w:color w:val="000000" w:themeColor="text1"/>
+          <w:sz w:val="24"/>
+          <w:szCs w:val="24"/>
+          <w:lang w:val="ru-RU"/>
+        </w:rPr>
+        <w:t>;</w:t>
+      </w:r>
+      <w:bookmarkStart w:id="1" w:name="_GoBack"/>
+      <w:bookmarkEnd w:id="1"/>
+    </w:p>
+    <w:p>
+      <w:pPr>
+        <w:spacing w:line="240" w:lineRule="auto"/>
+        <w:rPr>
+          <w:rFonts w:ascii="Times New Roman" w:hAnsi="Times New Roman" w:cs="Times New Roman"/>
+          <w:color w:val="000000" w:themeColor="text1"/>
+          <w:sz w:val="24"/>
+          <w:szCs w:val="24"/>
+          <w:lang w:val="ru-RU"/>
+        </w:rPr>
+      </w:pPr>
+      <w:r>
+        <w:rPr>
+          <w:rFonts w:ascii="Times New Roman" w:hAnsi="Times New Roman" w:cs="Times New Roman"/>
+          <w:color w:val="000000" w:themeColor="text1"/>
+          <w:sz w:val="24"/>
+          <w:szCs w:val="24"/>
+          <w:lang w:val="ru-RU"/>
+        </w:rPr>
         <w:t>– данные об оплатах и подписке;</w:t>
       </w:r>
     </w:p>
@@ -833,6 +1089,7 @@
           <w:szCs w:val="24"/>
           <w:lang w:val="ru-RU"/>
         </w:rPr>
+        <w:lastRenderedPageBreak/>
         <w:t>4. Срок действия согласия</w:t>
       </w:r>
     </w:p>
@@ -983,7 +1240,6 @@
           <w:szCs w:val="24"/>
           <w:lang w:val="ru-RU"/>
         </w:rPr>
-        <w:lastRenderedPageBreak/>
         <w:t xml:space="preserve">Факт регистрации на сайте, использования сервиса, а также </w:t>
       </w:r>
       <w:r>
@@ -1090,8 +1346,6 @@
         </w:rPr>
         <w:t>Для изменения и удаления Файлов необходимо отправить запрос на почту на сайте.</w:t>
       </w:r>
-      <w:bookmarkStart w:id="0" w:name="_GoBack"/>
-      <w:bookmarkEnd w:id="0"/>
     </w:p>
     <w:p>
       <w:pPr>
